--- a/docs/Project Charter_Bodyguard_UHI.docx
+++ b/docs/Project Charter_Bodyguard_UHI.docx
@@ -100,7 +100,7 @@
           <w:rFonts w:ascii="Malgun Gothic" w:cs="Malgun Gothic" w:eastAsia="Malgun Gothic" w:hAnsi="Malgun Gothic"/>
           <w:rtl w:val="0"/>
         </w:rPr>
-        <w:t xml:space="preserve">질병관리청 국민건강영양조사에 따르면 19세 이상 성인의 하루 좌식시간은 2018년 8.3시간에서 2023년 9.0시간으로 증가했다. 국내 대학생 244명을 대상으로 한 연구(Perspectives in Psychiatric Care, 2019)에서도 평균 좌식시간은 하루 7.96시간, 평일 기준 8.40시간으로 미국 대학생 평균 4.2시간의 약 두 배로 나타났다. 장시간 착석은 목·허리 통증의 주요 원인이며, 건강보험심사평가원 자료 기준 거북목 증후군 진료인원의 61%가 10~30대에 집중되어 있다. 주기적인 스트레칭이 효과적이라는 사실 또한 이미 널리 알려져 있다.</w:t>
+        <w:t xml:space="preserve">질병관리청 국민건강영양조사에 따르면 19세 이상 성인의 하루 좌식시간은 2018년 8.3시간에서 2023년 9.0시간으로 증가했다. 국내 대학생 244명을 대상으로 한 연구(Perspectives in Psychiatric Care, 2019)에서도 평균 좌식시간은 하루 7.96시간, 평일 기준 8.40시간으로 미국 대학생 평균 4.2시간의 약 두 배로 나타났다. 장시간 착석은 목·허리 통증의 주요 원인이다. 건강보험심사평가원 자료 기준 거북목 증후군 진료인원의 61%가 10~30대에 집중되어 있다. 주기적인 스트레칭이 효과적이라는 사실도 이미 널리 알려져 있다.</w:t>
       </w:r>
     </w:p>
     <w:p>
@@ -120,7 +120,7 @@
           <w:rFonts w:ascii="Malgun Gothic" w:cs="Malgun Gothic" w:eastAsia="Malgun Gothic" w:hAnsi="Malgun Gothic"/>
           <w:rtl w:val="0"/>
         </w:rPr>
-        <w:t xml:space="preserve">그러나 실제 행동으로는 이어지지 않는다. 첫째, 작업에 집중하는 동안 스트레칭을 해야 한다는 사실 자체를 잊는다. 둘째, 영상을 따라 하더라도 자신의 자세가 올바른지 스스로 확인할 수 없다. 자신의 자세는 자신이 볼 수 없기 때문이다. 셋째, 자세가 시간에 따라 어떻게 변해왔는지 기록이 남지 않아, 진료 시에도 자신의 상태를 구체적인 근거와 함께 설명하지 못한다.</w:t>
+        <w:t xml:space="preserve">그러나 실제 행동으로는 이어지지 않는다. 첫째, 작업에 집중하는 동안 스트레칭을 해야 한다는 사실 자체를 잊는다. 둘째, 영상을 따라 하더라도 자신의 자세가 올바른지 스스로 확인할 수 없다. 자신의 자세는 자신이 볼 수 없기 때문이다. 셋째, 자세가 시간에 따라 어떻게 변해왔는지 기록이 남지 않아 진료 시에도 자신의 상태를 구체적인 근거와 함께 설명하지 못한다.</w:t>
       </w:r>
     </w:p>
     <w:p>
@@ -146,7 +146,7 @@
           <w:color w:val="ff0000"/>
           <w:rtl w:val="0"/>
         </w:rPr>
-        <w:t xml:space="preserve">핵심 문제: 앉아서 일하는 사람은 자신의 자세를 스스로 확인·교정할 수 없고, 그 변화를 기록으로 남길 수단이 없다.</w:t>
+        <w:t xml:space="preserve">핵심 문제: 앉아서 일하는 사람은 자신의 자세를 스스로 확인·교정할 수 없고 그 변화를 기록으로 남길 수단이 없다.</w:t>
       </w:r>
     </w:p>
     <w:p>
@@ -198,7 +198,7 @@
           <w:rFonts w:ascii="Malgun Gothic" w:cs="Malgun Gothic" w:eastAsia="Malgun Gothic" w:hAnsi="Malgun Gothic"/>
           <w:rtl w:val="0"/>
         </w:rPr>
-        <w:t xml:space="preserve">오픈소스 포즈 추정 AI를 활용하여 웹캠만으로 앉은 자세를 실시간으로 측정하고, 3D 인체 아바타로 정자세를 제시하며 현재 자세와 다른 부위를 시각적으로 구분하여 사용자가 자신의 자세를 스스로 확인·교정할 수 있도록 한다. 또한 스트레칭 동작을 안내하고 수행 여부를 판정하여 실천으로 이어지게 한다.</w:t>
+        <w:t xml:space="preserve">오픈소스 포즈 추정 AI를 활용하여 웹캠만으로 앉은 자세를 실시간으로 측정한다. 3D 인체 아바타로 정자세를 제시하고 현재 자세와 다른 부위를 시각적으로 구분하여 사용자가 자신의 자세를 스스로 확인·교정할 수 있도록 한다. 또한 스트레칭 동작을 안내하고 수행 여부를 판정하여 실천으로 이어지게 한다.</w:t>
       </w:r>
     </w:p>
     <w:p>
@@ -218,7 +218,7 @@
           <w:rFonts w:ascii="Malgun Gothic" w:cs="Malgun Gothic" w:eastAsia="Malgun Gothic" w:hAnsi="Malgun Gothic"/>
           <w:rtl w:val="0"/>
         </w:rPr>
-        <w:t xml:space="preserve">측정값은 시간축으로 누적되어 자세 변화를 기록으로 제공하며, 사용자는 이를 측정 리포트로 출력하여 자신의 상태를 객관적인 데이터로 설명할 수 있다. 본 서비스는 의학적 진단을 수행하지 않으며, 카메라 기반 자세 측정 기록의 제공을 목적으로 한다.</w:t>
+        <w:t xml:space="preserve">측정값은 시간축으로 누적되어 자세 변화를 기록으로 제공한다. 사용자는 이를 측정 리포트로 출력하여 자신의 상태를 객관적인 데이터로 설명할 수 있다. 본 서비스는 의학적 진단을 수행하지 않으며 카메라 기반 자세 측정 기록의 제공을 목적으로 한다.</w:t>
       </w:r>
     </w:p>
     <w:p>
@@ -4979,7 +4979,7 @@
                     <w:szCs w:val="19"/>
                     <w:rtl w:val="0"/>
                   </w:rPr>
-                  <w:t xml:space="preserve">PM / 팀장</w:t>
+                  <w:t xml:space="preserve">PM / Frontend</w:t>
                 </w:r>
                 <w:r>
                   <w:rPr>
@@ -5031,7 +5031,9 @@
                     <w:szCs w:val="19"/>
                     <w:rtl w:val="0"/>
                   </w:rPr>
-                  <w:t xml:space="preserve">프로젝트 일정·범위·Risk 관리, Sprint 운영 및 산출물 총괄</w:t>
+                  <w:t xml:space="preserve">프로젝트 일정·범위·Risk 관리 및 Sprint 운영,</w:t>
+                  <w:br/>
+                  <w:t xml:space="preserve">React 기반 UI 구현</w:t>
                 </w:r>
                 <w:r>
                   <w:rPr>
@@ -5063,7 +5065,7 @@
                     <w:szCs w:val="19"/>
                     <w:rtl w:val="0"/>
                   </w:rPr>
-                  <w:t xml:space="preserve">Frontend / 3D</w:t>
+                  <w:t xml:space="preserve">AI / Data</w:t>
                 </w:r>
                 <w:r>
                   <w:rPr>
@@ -5115,7 +5117,9 @@
                     <w:szCs w:val="19"/>
                     <w:rtl w:val="0"/>
                   </w:rPr>
-                  <w:t xml:space="preserve">React 기반 UI 구현, Three.js 3D 인체 아바타 렌더링 및 실시간 자세 시각화</w:t>
+                  <w:t xml:space="preserve">MediaPipe 포즈 파이프라인 및 자세 판정 로직 구현,</w:t>
+                  <w:br/>
+                  <w:t xml:space="preserve">측정값 누적 및 시계열 변화 탐지</w:t>
                 </w:r>
                 <w:r>
                   <w:rPr>
@@ -5147,7 +5151,7 @@
                     <w:szCs w:val="19"/>
                     <w:rtl w:val="0"/>
                   </w:rPr>
-                  <w:t xml:space="preserve">OSS / AI</w:t>
+                  <w:t xml:space="preserve">OSS / Backend</w:t>
                 </w:r>
                 <w:r>
                   <w:rPr>
@@ -5201,7 +5205,7 @@
                   </w:rPr>
                   <w:t xml:space="preserve">OSS 탐색·비교·선정 및 License 관리,</w:t>
                   <w:br/>
-                  <w:t xml:space="preserve">MediaPipe 포즈 파이프라인 및 자세 판정 로직 구현</w:t>
+                  <w:t xml:space="preserve">FastAPI·DB 구축, 측정 리포트 PDF 생성</w:t>
                 </w:r>
                 <w:r>
                   <w:rPr>
@@ -5233,7 +5237,7 @@
                     <w:szCs w:val="19"/>
                     <w:rtl w:val="0"/>
                   </w:rPr>
-                  <w:t xml:space="preserve">Backend / Data</w:t>
+                  <w:t xml:space="preserve">3D / Rendering</w:t>
                 </w:r>
                 <w:r>
                   <w:rPr>
@@ -5285,7 +5289,9 @@
                     <w:szCs w:val="19"/>
                     <w:rtl w:val="0"/>
                   </w:rPr>
-                  <w:t xml:space="preserve">FastAPI·DB 구축, 측정값 누적 및 변화 탐지, 측정 리포트 PDF 생성</w:t>
+                  <w:t xml:space="preserve">Three.js 3D 인체 아바타 렌더링 및</w:t>
+                  <w:br/>
+                  <w:t xml:space="preserve">실시간 자세 시각화 구현</w:t>
                 </w:r>
                 <w:r>
                   <w:rPr>

--- a/docs/Project Charter_Bodyguard_UHI.docx
+++ b/docs/Project Charter_Bodyguard_UHI.docx
@@ -492,7 +492,7 @@
                     <w:szCs w:val="19"/>
                     <w:rtl w:val="0"/>
                   </w:rPr>
-                  <w:t xml:space="preserve">OSS 탐색</w:t>
+                  <w:t xml:space="preserve">OSS 탐색·선정</w:t>
                 </w:r>
                 <w:r>
                   <w:rPr>
@@ -521,6 +521,8 @@
                   <w:t xml:space="preserve">포즈 추정 후보 오픈소스 4종 이상 조사·비교</w:t>
                   <w:br/>
                   <w:t xml:space="preserve">7개 평가항목(기능·호환·활성도·문서·커뮤니티·확장성·License) 적용</w:t>
+                  <w:br/>
+                  <w:t xml:space="preserve">5주차 프로토타입 검증을 거쳐 최종 확정</w:t>
                 </w:r>
                 <w:r>
                   <w:rPr>
@@ -1093,7 +1095,7 @@
                     <w:szCs w:val="19"/>
                     <w:rtl w:val="0"/>
                   </w:rPr>
-                  <w:t xml:space="preserve">웹캠 자세 인식 엔진 【채택】</w:t>
+                  <w:t xml:space="preserve">웹캠 자세 인식 엔진 【1순위 후보】</w:t>
                 </w:r>
                 <w:r>
                   <w:rPr>
@@ -1123,7 +1125,7 @@
                   <w:br/>
                   <w:t xml:space="preserve">브라우저 온디바이스 구동으로 영상 미전송 가능</w:t>
                   <w:br/>
-                  <w:t xml:space="preserve">(수치는 2026-09 조사 기준)</w:t>
+                  <w:t xml:space="preserve">5주차 프로토타입 검증 후 확정 예정</w:t>
                 </w:r>
                 <w:r>
                   <w:rPr>
@@ -1235,7 +1237,7 @@
                     <w:szCs w:val="19"/>
                     <w:rtl w:val="0"/>
                   </w:rPr>
-                  <w:t xml:space="preserve">저사양 환경 대안 비교</w:t>
+                  <w:t xml:space="preserve">저사양 환경 대안 비교 【제외】</w:t>
                 </w:r>
                 <w:r>
                   <w:rPr>
@@ -1263,9 +1265,9 @@
                   </w:rPr>
                   <w:t xml:space="preserve">GitHub 14,804★</w:t>
                   <w:br/>
-                  <w:t xml:space="preserve">경량·고속이나 3D 좌표 미지원으로</w:t>
+                  <w:t xml:space="preserve">경량·고속이나 3D 좌표를 제공하지 않아</w:t>
                   <w:br/>
-                  <w:t xml:space="preserve">아바타 비교 기능에 부적합</w:t>
+                  <w:t xml:space="preserve">아바타 비교 기능 구현 불가</w:t>
                 </w:r>
                 <w:r>
                   <w:rPr>
@@ -1375,7 +1377,7 @@
                     <w:szCs w:val="19"/>
                     <w:rtl w:val="0"/>
                   </w:rPr>
-                  <w:t xml:space="preserve">정확도 비교 기준</w:t>
+                  <w:t xml:space="preserve">정확도 비교 기준 【제외】</w:t>
                 </w:r>
                 <w:r>
                   <w:rPr>
@@ -1405,7 +1407,7 @@
                   <w:br/>
                   <w:t xml:space="preserve">정확도는 우수하나 최종 커밋 2025-08로</w:t>
                   <w:br/>
-                  <w:t xml:space="preserve">유지보수 정체 → 미채택</w:t>
+                  <w:t xml:space="preserve">1년 이상 유지보수 정체</w:t>
                 </w:r>
                 <w:r>
                   <w:rPr>
@@ -1517,7 +1519,7 @@
                     <w:szCs w:val="19"/>
                     <w:rtl w:val="0"/>
                   </w:rPr>
-                  <w:t xml:space="preserve">성능 비교 대상</w:t>
+                  <w:t xml:space="preserve">성능 비교 대상 【제외】</w:t>
                 </w:r>
                 <w:r>
                   <w:rPr>
@@ -1545,7 +1547,7 @@
                   </w:rPr>
                   <w:t xml:space="preserve">GitHub 61,552★로 후보 중 최다이나</w:t>
                   <w:br/>
-                  <w:t xml:space="preserve">AGPL-3.0의 소스 공개 의무로 미채택</w:t>
+                  <w:t xml:space="preserve">AGPL-3.0의 소스 공개 의무로 배제</w:t>
                 </w:r>
                 <w:r>
                   <w:rPr>
@@ -1655,7 +1657,7 @@
                     <w:szCs w:val="19"/>
                     <w:rtl w:val="0"/>
                   </w:rPr>
-                  <w:t xml:space="preserve">정자세 3D 인체 아바타 표시 【채택】</w:t>
+                  <w:t xml:space="preserve">정자세 3D 인체 아바타 표시 【1순위 후보】</w:t>
                 </w:r>
                 <w:r>
                   <w:rPr>
@@ -1684,6 +1686,8 @@
                   <w:t xml:space="preserve">GitHub 115,477★, 최종 커밋 2026-09-13</w:t>
                   <w:br/>
                   <w:t xml:space="preserve">웹 표준 3D 라이브러리, 예제·문서 풍부</w:t>
+                  <w:br/>
+                  <w:t xml:space="preserve">Babylon.js 등과 3주차에 비교 예정</w:t>
                 </w:r>
                 <w:r>
                   <w:rPr>
@@ -1799,7 +1803,7 @@
                     <w:szCs w:val="19"/>
                     <w:rtl w:val="0"/>
                   </w:rPr>
-                  <w:t xml:space="preserve">자세 지표 시계열 변화 감지 【채택】</w:t>
+                  <w:t xml:space="preserve">자세 지표 시계열 변화 감지 【1순위 후보】</w:t>
                 </w:r>
                 <w:r>
                   <w:rPr>
@@ -1827,9 +1831,9 @@
                     <w:szCs w:val="19"/>
                     <w:rtl w:val="0"/>
                   </w:rPr>
-                  <w:t xml:space="preserve">GitHub 10,001★, 탐지 알고리즘 60종 이상을</w:t>
+                  <w:t xml:space="preserve">GitHub 10,001★, 탐지 알고리즘 60종 이상 제공</w:t>
                   <w:br/>
-                  <w:t xml:space="preserve">단일 인터페이스로 제공하여 비교 용이</w:t>
+                  <w:t xml:space="preserve">sktime·ADTK 등과 3주차에 비교 예정</w:t>
                 </w:r>
                 <w:r>
                   <w:rPr>

--- a/docs/Project Charter_Bodyguard_UHI.docx
+++ b/docs/Project Charter_Bodyguard_UHI.docx
@@ -1095,7 +1095,7 @@
                     <w:szCs w:val="19"/>
                     <w:rtl w:val="0"/>
                   </w:rPr>
-                  <w:t xml:space="preserve">웹캠 자세 인식 엔진 【1순위 후보】</w:t>
+                  <w:t xml:space="preserve">웹캠 자세 인식 엔진 【검증 대상】</w:t>
                 </w:r>
                 <w:r>
                   <w:rPr>
@@ -1125,7 +1125,7 @@
                   <w:br/>
                   <w:t xml:space="preserve">브라우저 온디바이스 구동으로 영상 미전송 가능</w:t>
                   <w:br/>
-                  <w:t xml:space="preserve">5주차 프로토타입 검증 후 확정 예정</w:t>
+                  <w:t xml:space="preserve">5주차 프로토타입 검증 후 확정</w:t>
                 </w:r>
                 <w:r>
                   <w:rPr>
@@ -1657,7 +1657,7 @@
                     <w:szCs w:val="19"/>
                     <w:rtl w:val="0"/>
                   </w:rPr>
-                  <w:t xml:space="preserve">정자세 3D 인체 아바타 표시 【1순위 후보】</w:t>
+                  <w:t xml:space="preserve">정자세 3D 인체 아바타 표시 【검증 대상】</w:t>
                 </w:r>
                 <w:r>
                   <w:rPr>
@@ -1803,7 +1803,7 @@
                     <w:szCs w:val="19"/>
                     <w:rtl w:val="0"/>
                   </w:rPr>
-                  <w:t xml:space="preserve">자세 지표 시계열 변화 감지 【1순위 후보】</w:t>
+                  <w:t xml:space="preserve">자세 지표 시계열 변화 감지 【검증 대상】</w:t>
                 </w:r>
                 <w:r>
                   <w:rPr>
